--- a/T01.1_Состав_полей_v1.9_предложение.docx
+++ b/T01.1_Состав_полей_v1.9_предложение.docx
@@ -188,7 +188,7 @@
           <w:p>
             <w:r/>
             <w:r>
-              <w:t>Номер маршрута FR-XXXX-XXXXXXXX , уникален. Имя поля — решение встречи 17.09: указание на сущность исключает путаницу с одноимёнными полями других сервисов. XXXX — digitId организации (13 → 0013), не organizationCode. Генерация номера — T01.2 (Q10).</w:t>
+              <w:t>Номер маршрута FR-XXXX-XXXXXXXX , уникален. Имя поля — решение встречи 17.09: указание на сущность исключает путаницу с одноимёнными полями других сервисов. XXXX — digitId организации (13 → 0013), не organizationCode. Генерация номера — T01.2 (Q10). Счётчик ведётся в служебной таблице company_sq (см. ниже). [СОГЛАСОВАТЬ С АРХИТЕКТОРОМ П2]</w:t>
             </w:r>
           </w:p>
         </w:tc>
@@ -1566,6 +1566,539 @@
         <w:t>waypoints: имя и единица waitTime решены (waitTime, int64, мс); остальные [СОГЛАСОВАТЬ] без изменений.</w:t>
       </w:r>
     </w:p>
+    <w:p>
+      <w:pPr>
+        <w:pStyle w:val="Heading2"/>
+      </w:pPr>
+      <w:r>
+        <w:t>Служебная таблица company_sq (счётчик номера маршрута)</w:t>
+      </w:r>
+    </w:p>
+    <w:p>
+      <w:r>
+        <w:t>[СОГЛАСОВАТЬ С АРХИТЕКТОРОМ П2] Таблица нужна штатной библиотеке human-readable-generator: в каждом сервисе своя таблица, сущность и репозиторий. Образец — request.company_sq (сервис заявок). Префикс FR задаётся в сервисе избранных маршрутов. Если архитектор выберет собственный счётчик (UPDATE … RETURNING) вместо библиотеки, структура может измениться.</w:t>
+      </w:r>
+    </w:p>
+    <w:tbl>
+      <w:tblPr>
+        <w:tblStyle w:val="TableGrid"/>
+        <w:tblW w:type="auto" w:w="0"/>
+        <w:tblLook w:firstColumn="1" w:firstRow="1" w:lastColumn="0" w:lastRow="0" w:noHBand="0" w:noVBand="1" w:val="04A0"/>
+      </w:tblPr>
+      <w:tblGrid>
+        <w:gridCol w:w="3535"/>
+        <w:gridCol w:w="3535"/>
+        <w:gridCol w:w="3535"/>
+        <w:gridCol w:w="3535"/>
+      </w:tblGrid>
+      <w:tr>
+        <w:tc>
+          <w:tcPr>
+            <w:tcW w:type="dxa" w:w="2041"/>
+          </w:tcPr>
+          <w:p>
+            <w:r/>
+            <w:r>
+              <w:rPr>
+                <w:b/>
+              </w:rPr>
+              <w:t>Поле</w:t>
+            </w:r>
+          </w:p>
+        </w:tc>
+        <w:tc>
+          <w:tcPr>
+            <w:tcW w:type="dxa" w:w="1587"/>
+          </w:tcPr>
+          <w:p>
+            <w:r/>
+            <w:r>
+              <w:rPr>
+                <w:b/>
+              </w:rPr>
+              <w:t>Тип</w:t>
+            </w:r>
+          </w:p>
+        </w:tc>
+        <w:tc>
+          <w:tcPr>
+            <w:tcW w:type="dxa" w:w="1701"/>
+          </w:tcPr>
+          <w:p>
+            <w:r/>
+            <w:r>
+              <w:rPr>
+                <w:b/>
+              </w:rPr>
+              <w:t>Обяз / default</w:t>
+            </w:r>
+          </w:p>
+        </w:tc>
+        <w:tc>
+          <w:tcPr>
+            <w:tcW w:type="dxa" w:w="9411"/>
+          </w:tcPr>
+          <w:p>
+            <w:r/>
+            <w:r>
+              <w:rPr>
+                <w:b/>
+              </w:rPr>
+              <w:t>Назначение и правило</w:t>
+            </w:r>
+          </w:p>
+        </w:tc>
+      </w:tr>
+      <w:tr>
+        <w:tc>
+          <w:tcPr>
+            <w:tcW w:type="dxa" w:w="2041"/>
+          </w:tcPr>
+          <w:p>
+            <w:r>
+              <w:t>id</w:t>
+            </w:r>
+          </w:p>
+        </w:tc>
+        <w:tc>
+          <w:tcPr>
+            <w:tcW w:type="dxa" w:w="1587"/>
+          </w:tcPr>
+          <w:p>
+            <w:r>
+              <w:t>uuid</w:t>
+            </w:r>
+          </w:p>
+        </w:tc>
+        <w:tc>
+          <w:tcPr>
+            <w:tcW w:type="dxa" w:w="1701"/>
+          </w:tcPr>
+          <w:p>
+            <w:r>
+              <w:t>Да</w:t>
+            </w:r>
+          </w:p>
+        </w:tc>
+        <w:tc>
+          <w:tcPr>
+            <w:tcW w:type="dxa" w:w="9411"/>
+          </w:tcPr>
+          <w:p>
+            <w:r>
+              <w:t>Первичный ключ. Генерируется приложением</w:t>
+            </w:r>
+          </w:p>
+        </w:tc>
+      </w:tr>
+      <w:tr>
+        <w:tc>
+          <w:tcPr>
+            <w:tcW w:type="dxa" w:w="2041"/>
+          </w:tcPr>
+          <w:p>
+            <w:r>
+              <w:t>prefix</w:t>
+            </w:r>
+          </w:p>
+        </w:tc>
+        <w:tc>
+          <w:tcPr>
+            <w:tcW w:type="dxa" w:w="1587"/>
+          </w:tcPr>
+          <w:p>
+            <w:r>
+              <w:t>varchar(2)</w:t>
+            </w:r>
+          </w:p>
+        </w:tc>
+        <w:tc>
+          <w:tcPr>
+            <w:tcW w:type="dxa" w:w="1701"/>
+          </w:tcPr>
+          <w:p>
+            <w:r>
+              <w:t>Да</w:t>
+            </w:r>
+          </w:p>
+        </w:tc>
+        <w:tc>
+          <w:tcPr>
+            <w:tcW w:type="dxa" w:w="9411"/>
+          </w:tcPr>
+          <w:p>
+            <w:r>
+              <w:t>Код сущности. Для избранных маршрутов — FR</w:t>
+            </w:r>
+          </w:p>
+        </w:tc>
+      </w:tr>
+      <w:tr>
+        <w:tc>
+          <w:tcPr>
+            <w:tcW w:type="dxa" w:w="2041"/>
+          </w:tcPr>
+          <w:p>
+            <w:r>
+              <w:t>orgdigitid</w:t>
+            </w:r>
+          </w:p>
+        </w:tc>
+        <w:tc>
+          <w:tcPr>
+            <w:tcW w:type="dxa" w:w="1587"/>
+          </w:tcPr>
+          <w:p>
+            <w:r>
+              <w:t>numeric</w:t>
+            </w:r>
+          </w:p>
+        </w:tc>
+        <w:tc>
+          <w:tcPr>
+            <w:tcW w:type="dxa" w:w="1701"/>
+          </w:tcPr>
+          <w:p>
+            <w:r>
+              <w:t>Да</w:t>
+            </w:r>
+          </w:p>
+        </w:tc>
+        <w:tc>
+          <w:tcPr>
+            <w:tcW w:type="dxa" w:w="9411"/>
+          </w:tcPr>
+          <w:p>
+            <w:r>
+              <w:t>Числовой код организации (digitId, 1–9999). Берётся у организации; в favorite_route не хранится. Логическая связь с organization.digitId, внешнего ключа нет</w:t>
+            </w:r>
+          </w:p>
+        </w:tc>
+      </w:tr>
+      <w:tr>
+        <w:tc>
+          <w:tcPr>
+            <w:tcW w:type="dxa" w:w="2041"/>
+          </w:tcPr>
+          <w:p>
+            <w:r>
+              <w:t>sq</w:t>
+            </w:r>
+          </w:p>
+        </w:tc>
+        <w:tc>
+          <w:tcPr>
+            <w:tcW w:type="dxa" w:w="1587"/>
+          </w:tcPr>
+          <w:p>
+            <w:r>
+              <w:t>numeric</w:t>
+            </w:r>
+          </w:p>
+        </w:tc>
+        <w:tc>
+          <w:tcPr>
+            <w:tcW w:type="dxa" w:w="1701"/>
+          </w:tcPr>
+          <w:p>
+            <w:r>
+              <w:t>Да</w:t>
+            </w:r>
+          </w:p>
+        </w:tc>
+        <w:tc>
+          <w:tcPr>
+            <w:tcW w:type="dxa" w:w="9411"/>
+          </w:tcPr>
+          <w:p>
+            <w:r>
+              <w:t>Последний выданный порядковый номер в рамках пары prefix + orgdigitid</w:t>
+            </w:r>
+          </w:p>
+        </w:tc>
+      </w:tr>
+      <w:tr>
+        <w:tc>
+          <w:tcPr>
+            <w:tcW w:type="dxa" w:w="2041"/>
+          </w:tcPr>
+          <w:p>
+            <w:r>
+              <w:t>dt_insert</w:t>
+            </w:r>
+          </w:p>
+        </w:tc>
+        <w:tc>
+          <w:tcPr>
+            <w:tcW w:type="dxa" w:w="1587"/>
+          </w:tcPr>
+          <w:p>
+            <w:r>
+              <w:t>timestamptz</w:t>
+            </w:r>
+          </w:p>
+        </w:tc>
+        <w:tc>
+          <w:tcPr>
+            <w:tcW w:type="dxa" w:w="1701"/>
+          </w:tcPr>
+          <w:p>
+            <w:r>
+              <w:t>Да / now()</w:t>
+            </w:r>
+          </w:p>
+        </w:tc>
+        <w:tc>
+          <w:tcPr>
+            <w:tcW w:type="dxa" w:w="9411"/>
+          </w:tcPr>
+          <w:p>
+            <w:r>
+              <w:t>Дата и время создания записи</w:t>
+            </w:r>
+          </w:p>
+        </w:tc>
+      </w:tr>
+      <w:tr>
+        <w:tc>
+          <w:tcPr>
+            <w:tcW w:type="dxa" w:w="2041"/>
+          </w:tcPr>
+          <w:p>
+            <w:r>
+              <w:t>dt_modify</w:t>
+            </w:r>
+          </w:p>
+        </w:tc>
+        <w:tc>
+          <w:tcPr>
+            <w:tcW w:type="dxa" w:w="1587"/>
+          </w:tcPr>
+          <w:p>
+            <w:r>
+              <w:t>timestamptz</w:t>
+            </w:r>
+          </w:p>
+        </w:tc>
+        <w:tc>
+          <w:tcPr>
+            <w:tcW w:type="dxa" w:w="1701"/>
+          </w:tcPr>
+          <w:p>
+            <w:r>
+              <w:t>Да / now()</w:t>
+            </w:r>
+          </w:p>
+        </w:tc>
+        <w:tc>
+          <w:tcPr>
+            <w:tcW w:type="dxa" w:w="9411"/>
+          </w:tcPr>
+          <w:p>
+            <w:r>
+              <w:t>Дата и время изменения записи</w:t>
+            </w:r>
+          </w:p>
+        </w:tc>
+      </w:tr>
+    </w:tbl>
+    <w:p>
+      <w:r>
+        <w:t>Ограничения: уникальный индекс (prefix, orgdigitid) и уникальный индекс (prefix, orgdigitid, sq) — по образцу сервиса заявок. Внешних ключей нет. Правило работы: библиотека читает строку по prefix и orgdigitid, увеличивает sq и формирует номер вида FR-0013-00000001. Блокировки нет, поэтому при одновременном создании возможен конфликт; его ловит уникальный индекс favorite_route_number, затем повтор генерации.</w:t>
+      </w:r>
+    </w:p>
+    <w:p>
+      <w:pPr>
+        <w:pStyle w:val="Heading2"/>
+      </w:pPr>
+      <w:r>
+        <w:t>Вставки в разделы 1 и 6</w:t>
+      </w:r>
+    </w:p>
+    <w:p>
+      <w:pPr>
+        <w:pStyle w:val="ListBullet"/>
+      </w:pPr>
+      <w:r>
+        <w:t>Раздел 1, абзац про задачу T01.1: добавить в перечень «сущности favorite_route и favorite_route_history» служебную таблицу company_sq.</w:t>
+      </w:r>
+    </w:p>
+    <w:p>
+      <w:pPr>
+        <w:pStyle w:val="ListBullet"/>
+      </w:pPr>
+      <w:r>
+        <w:t>Раздел 6 (DDL): заменить фразу «Таблица счётчика … в DDL не включена» на фрагмент ниже. Строка «Генерация номера — T01.2 (Q10)» в таблице полей уточнена выше.</w:t>
+      </w:r>
+    </w:p>
+    <w:p>
+      <w:pPr>
+        <w:spacing w:after="0"/>
+      </w:pPr>
+      <w:r>
+        <w:rPr>
+          <w:rFonts w:ascii="Consolas" w:hAnsi="Consolas"/>
+          <w:sz w:val="17"/>
+        </w:rPr>
+        <w:t>CREATE TABLE favorite_route.company_sq (</w:t>
+      </w:r>
+    </w:p>
+    <w:p>
+      <w:pPr>
+        <w:spacing w:after="0"/>
+      </w:pPr>
+      <w:r>
+        <w:rPr>
+          <w:rFonts w:ascii="Consolas" w:hAnsi="Consolas"/>
+          <w:sz w:val="17"/>
+        </w:rPr>
+        <w:t xml:space="preserve">  id          uuid        PRIMARY KEY,</w:t>
+      </w:r>
+    </w:p>
+    <w:p>
+      <w:pPr>
+        <w:spacing w:after="0"/>
+      </w:pPr>
+      <w:r>
+        <w:rPr>
+          <w:rFonts w:ascii="Consolas" w:hAnsi="Consolas"/>
+          <w:sz w:val="17"/>
+        </w:rPr>
+        <w:t xml:space="preserve">  prefix      varchar(2)  NOT NULL,</w:t>
+      </w:r>
+    </w:p>
+    <w:p>
+      <w:pPr>
+        <w:spacing w:after="0"/>
+      </w:pPr>
+      <w:r>
+        <w:rPr>
+          <w:rFonts w:ascii="Consolas" w:hAnsi="Consolas"/>
+          <w:sz w:val="17"/>
+        </w:rPr>
+        <w:t xml:space="preserve">  orgdigitid  numeric     NOT NULL,</w:t>
+      </w:r>
+    </w:p>
+    <w:p>
+      <w:pPr>
+        <w:spacing w:after="0"/>
+      </w:pPr>
+      <w:r>
+        <w:rPr>
+          <w:rFonts w:ascii="Consolas" w:hAnsi="Consolas"/>
+          <w:sz w:val="17"/>
+        </w:rPr>
+        <w:t xml:space="preserve">  sq          numeric     NOT NULL,</w:t>
+      </w:r>
+    </w:p>
+    <w:p>
+      <w:pPr>
+        <w:spacing w:after="0"/>
+      </w:pPr>
+      <w:r>
+        <w:rPr>
+          <w:rFonts w:ascii="Consolas" w:hAnsi="Consolas"/>
+          <w:sz w:val="17"/>
+        </w:rPr>
+        <w:t xml:space="preserve">  dt_insert   timestamptz NOT NULL DEFAULT now(),</w:t>
+      </w:r>
+    </w:p>
+    <w:p>
+      <w:pPr>
+        <w:spacing w:after="0"/>
+      </w:pPr>
+      <w:r>
+        <w:rPr>
+          <w:rFonts w:ascii="Consolas" w:hAnsi="Consolas"/>
+          <w:sz w:val="17"/>
+        </w:rPr>
+        <w:t xml:space="preserve">  dt_modify   timestamptz NOT NULL DEFAULT now()</w:t>
+      </w:r>
+    </w:p>
+    <w:p>
+      <w:pPr>
+        <w:spacing w:after="0"/>
+      </w:pPr>
+      <w:r>
+        <w:rPr>
+          <w:rFonts w:ascii="Consolas" w:hAnsi="Consolas"/>
+          <w:sz w:val="17"/>
+        </w:rPr>
+        <w:t>);</w:t>
+      </w:r>
+    </w:p>
+    <w:p>
+      <w:pPr>
+        <w:spacing w:after="0"/>
+      </w:pPr>
+      <w:r>
+        <w:rPr>
+          <w:rFonts w:ascii="Consolas" w:hAnsi="Consolas"/>
+          <w:sz w:val="17"/>
+        </w:rPr>
+        <w:t>CREATE UNIQUE INDEX ux_company_sq_1 ON favorite_route.company_sq (prefix, orgdigitid, sq);</w:t>
+      </w:r>
+    </w:p>
+    <w:p>
+      <w:pPr>
+        <w:spacing w:after="0"/>
+      </w:pPr>
+      <w:r>
+        <w:rPr>
+          <w:rFonts w:ascii="Consolas" w:hAnsi="Consolas"/>
+          <w:sz w:val="17"/>
+        </w:rPr>
+        <w:t>CREATE UNIQUE INDEX ux_company_sq_2 ON favorite_route.company_sq (prefix, orgdigitid);</w:t>
+      </w:r>
+    </w:p>
+    <w:p>
+      <w:pPr>
+        <w:spacing w:after="0"/>
+      </w:pPr>
+      <w:r>
+        <w:rPr>
+          <w:rFonts w:ascii="Consolas" w:hAnsi="Consolas"/>
+          <w:sz w:val="17"/>
+        </w:rPr>
+        <w:t>COMMENT ON TABLE  favorite_route.company_sq            IS 'Счётчик номеров по организациям';</w:t>
+      </w:r>
+    </w:p>
+    <w:p>
+      <w:pPr>
+        <w:spacing w:after="0"/>
+      </w:pPr>
+      <w:r>
+        <w:rPr>
+          <w:rFonts w:ascii="Consolas" w:hAnsi="Consolas"/>
+          <w:sz w:val="17"/>
+        </w:rPr>
+        <w:t>COMMENT ON COLUMN favorite_route.company_sq.prefix     IS 'Код сущности (FR)';</w:t>
+      </w:r>
+    </w:p>
+    <w:p>
+      <w:pPr>
+        <w:spacing w:after="0"/>
+      </w:pPr>
+      <w:r>
+        <w:rPr>
+          <w:rFonts w:ascii="Consolas" w:hAnsi="Consolas"/>
+          <w:sz w:val="17"/>
+        </w:rPr>
+        <w:t>COMMENT ON COLUMN favorite_route.company_sq.orgdigitid IS 'Числовой код организации (digitId)';</w:t>
+      </w:r>
+    </w:p>
+    <w:p>
+      <w:pPr>
+        <w:spacing w:after="0"/>
+      </w:pPr>
+      <w:r>
+        <w:rPr>
+          <w:rFonts w:ascii="Consolas" w:hAnsi="Consolas"/>
+          <w:sz w:val="17"/>
+        </w:rPr>
+        <w:t>COMMENT ON COLUMN favorite_route.company_sq.sq         IS 'Последний выданный номер в рамках префикса и организации';</w:t>
+      </w:r>
+    </w:p>
     <w:sectPr>
       <w:pgSz w:w="15840" w:h="12240" w:orient="landscape"/>
       <w:pgMar w:top="850" w:right="850" w:bottom="850" w:left="850" w:header="720" w:footer="720" w:gutter="0"/>

--- a/T01.1_Состав_полей_v1.9_предложение.docx
+++ b/T01.1_Состав_полей_v1.9_предложение.docx
@@ -740,7 +740,7 @@
           <w:p>
             <w:r/>
             <w:r>
-              <w:t>false — маршрут удалён вручную (деактивирован). Восстановление и продление не допускаются, поэтому причину неактивности хранить не требуется. История сохраняется. Удалённый и истёкший маршруты доступны только для чтения: запрос на изменение отклоняется (T01.2). [СОГЛАСОВАТЬ С АРХИТЕКТОРОМ] Истечение срока (БТ §8.4, §9.2) определяется по valid_to при чтении, is_active при этом не меняется; реализация — T01.2.</w:t>
+              <w:t>false — маршрут удалён вручную (деактивирован). Восстановление и продление не допускаются, поэтому причину неактивности хранить не требуется. История сохраняется. Удалённый и истёкший маршруты доступны только для чтения: запрос на изменение отклоняется (T01.2). [СОГЛАСОВАТЬ С АРХИТЕКТОРОМ] Истечение срока (БТ §8.4, §9.2) определяется по valid_to при чтении, is_active при этом не меняется; реализация — T01.2. Деактивация выполняется запросом PATCH или POST с телом (с version); DELETE без тела не используется, чтобы правило передачи version было единым. Деактивация увеличивает version и записывается в историю (поле is_active). [СОГЛАСОВАТЬ С АРХИТЕКТОРОМ]</w:t>
             </w:r>
           </w:p>
         </w:tc>
@@ -1065,7 +1065,7 @@
           <w:p>
             <w:r/>
             <w:r>
-              <w:t>Версия записи для оптимистичной блокировки (JPA @Version). Клиент передаёт версию в теле запроса; при расхождении — 409 с ProblemDTO и currentVersion; интерфейс сообщает об изменении другим пользователем. Номер версии пишется в историю как route_version (D04). Реализация — T01.2.</w:t>
+              <w:t>Версия записи для оптимистичной блокировки (JPA @Version). Клиент передаёт версию в теле запроса, поле обязательно (при отсутствии — 400 в формате ExceptionBody через RequestExceptionHandler). При расхождении — 409 в формате ExceptionBody из transport_core: message — код OPTIMISTIC_LOCK_CONFLICT; entity {name: FavoriteRoute, id}; problems [ {field: "version", value: "&lt;текущая версия&gt;"} ]; интерфейс сообщает об изменении другим пользователем. [СОГЛАСОВАТЬ С АРХИТЕКТОРОМ] Номер версии пишется в историю как route_version (D04). Реализация — T01.2.</w:t>
             </w:r>
           </w:p>
         </w:tc>
@@ -2099,6 +2099,19 @@
         <w:t>COMMENT ON COLUMN favorite_route.company_sq.sq         IS 'Последний выданный номер в рамках префикса и организации';</w:t>
       </w:r>
     </w:p>
+    <w:p>
+      <w:pPr>
+        <w:pStyle w:val="Heading2"/>
+      </w:pPr>
+      <w:r>
+        <w:t>Вставка в раздел 8, блок «Параллельное редактирование»</w:t>
+      </w:r>
+    </w:p>
+    <w:p>
+      <w:r>
+        <w:t>Заменить «при расхождении API отвечает 409 (T01.2)» на: [СОГЛАСОВАТЬ С АРХИТЕКТОРОМ] 409 в формате ExceptionBody (transport_core); message — код OPTIMISTIC_LOCK_CONFLICT; entity {name: FavoriteRoute, id}; problems [ {field: "version", value: "&lt;текущая версия&gt;"} ]. version передаётся в теле запроса и обязателен; при отсутствии — 400 в том же формате через RequestExceptionHandler. Деактивация — PATCH или POST с телом, DELETE без тела не используется. [КОД] @Version и ETag в пассажирских сервисах платформы не используются.</w:t>
+      </w:r>
+    </w:p>
     <w:sectPr>
       <w:pgSz w:w="15840" w:h="12240" w:orient="landscape"/>
       <w:pgMar w:top="850" w:right="850" w:bottom="850" w:left="850" w:header="720" w:footer="720" w:gutter="0"/>

--- a/T01.1_Состав_полей_v1.9_предложение.docx
+++ b/T01.1_Состав_полей_v1.9_предложение.docx
@@ -740,7 +740,7 @@
           <w:p>
             <w:r/>
             <w:r>
-              <w:t>false — маршрут удалён вручную (деактивирован). Восстановление и продление не допускаются, поэтому причину неактивности хранить не требуется. История сохраняется. Удалённый и истёкший маршруты доступны только для чтения: запрос на изменение отклоняется (T01.2). [СОГЛАСОВАТЬ С АРХИТЕКТОРОМ] Истечение срока (БТ §8.4, §9.2) определяется по valid_to при чтении, is_active при этом не меняется; реализация — T01.2. Деактивация выполняется запросом PATCH или POST с телом (с version); DELETE без тела не используется, чтобы правило передачи version было единым. Деактивация увеличивает version и записывается в историю (поле is_active). [СОГЛАСОВАТЬ С АРХИТЕКТОРОМ]</w:t>
+              <w:t>false — маршрут удалён вручную (деактивирован). Восстановление и продление не допускаются, поэтому причину неактивности хранить не требуется. История сохраняется. Удалённый и истёкший маршруты доступны только для чтения: запрос на изменение отклоняется (T01.2). [СОГЛАСОВАТЬ С АРХИТЕКТОРОМ] Истечение срока (БТ §8.4, §9.2) определяется по valid_to при чтении, is_active при этом не меняется; реализация — T01.2.</w:t>
             </w:r>
           </w:p>
         </w:tc>
@@ -1063,9 +1063,8 @@
             <w:tcW w:type="dxa" w:w="9411"/>
           </w:tcPr>
           <w:p>
-            <w:r/>
             <w:r>
-              <w:t>Версия записи для оптимистичной блокировки (JPA @Version). Клиент передаёт версию в теле запроса, поле обязательно (при отсутствии — 400 в формате ExceptionBody через RequestExceptionHandler). При расхождении — 409 в формате ExceptionBody из transport_core: message — код OPTIMISTIC_LOCK_CONFLICT; entity {name: FavoriteRoute, id}; problems [ {field: "version", value: "&lt;текущая версия&gt;"} ]; интерфейс сообщает об изменении другим пользователем. [СОГЛАСОВАТЬ С АРХИТЕКТОРОМ] Номер версии пишется в историю как route_version (D04). Реализация — T01.2.</w:t>
+              <w:t>Версия записи для оптимистичной блокировки (JPA @Version, тип Long). Номер версии пишется в историю как route_version (D04). Поведение API при конфликте версий — T01.2.</w:t>
             </w:r>
           </w:p>
         </w:tc>
@@ -2104,12 +2103,60 @@
         <w:pStyle w:val="Heading2"/>
       </w:pPr>
       <w:r>
-        <w:t>Вставка в раздел 8, блок «Параллельное редактирование»</w:t>
+        <w:t>Блок для раздела 8 «Параллельное редактирование» (короткий вариант для T01.1)</w:t>
       </w:r>
     </w:p>
     <w:p>
       <w:r>
-        <w:t>Заменить «при расхождении API отвечает 409 (T01.2)» на: [СОГЛАСОВАТЬ С АРХИТЕКТОРОМ] 409 в формате ExceptionBody (transport_core); message — код OPTIMISTIC_LOCK_CONFLICT; entity {name: FavoriteRoute, id}; problems [ {field: "version", value: "&lt;текущая версия&gt;"} ]. version передаётся в теле запроса и обязателен; при отсутствии — 400 в том же формате через RequestExceptionHandler. Деактивация — PATCH или POST с телом, DELETE без тела не используется. [КОД] @Version и ETag в пассажирских сервисах платформы не используются.</w:t>
+        <w:t>[СОГЛАСОВАТЬ С АРХИТЕКТОРОМ] Защита от одновременного изменения — оптимистичная блокировка по полю favorite_route.version (int8, NOT NULL, DEFAULT 0, в JPA @Version, тип Long). Номер версии после каждого сохранения записывается в историю как favorite_route_history.route_version (D04); исходная запись имеет версию 0. Поведение API при конфликте версий (передача версии, коды и формат ответов, деактивация, сохранение без изменений) относится к T01.2; сообщение пользователю — к T01.3. [КОД] @Version и ETag в пассажирских сервисах платформы не используются, готового образца нет.</w:t>
+      </w:r>
+    </w:p>
+    <w:p>
+      <w:pPr>
+        <w:pStyle w:val="Heading2"/>
+      </w:pPr>
+      <w:r>
+        <w:t>Передаётся в T01.2 и T01.3</w:t>
+      </w:r>
+    </w:p>
+    <w:p>
+      <w:pPr>
+        <w:pStyle w:val="ListBullet"/>
+      </w:pPr>
+      <w:r>
+        <w:t>version передаётся в теле запроса на изменение и на деактивацию, поле обязательно; ETag и If-Match не используются; при отсутствии — 400 в формате ExceptionBody через RequestExceptionHandler.</w:t>
+      </w:r>
+    </w:p>
+    <w:p>
+      <w:pPr>
+        <w:pStyle w:val="ListBullet"/>
+      </w:pPr>
+      <w:r>
+        <w:t>Деактивация — PATCH или POST с телом, содержащим version; DELETE без тела не используется. Деактивация увеличивает version и пишет в историю field_name = is_active, old_value = true, new_value = false.</w:t>
+      </w:r>
+    </w:p>
+    <w:p>
+      <w:pPr>
+        <w:pStyle w:val="ListBullet"/>
+      </w:pPr>
+      <w:r>
+        <w:t>Конфликт версий — 409 в формате ExceptionBody (transport_core): message — код OPTIMISTIC_LOCK_CONFLICT; entity {name: FavoriteRoute, id}; problems [ {field: "version", value: "&lt;текущая версия&gt;"} ], value — строка. Путь API условный, определяет T01.2.</w:t>
+      </w:r>
+    </w:p>
+    <w:p>
+      <w:pPr>
+        <w:pStyle w:val="ListBullet"/>
+      </w:pPr>
+      <w:r>
+        <w:t>T01.3: при 409 показать сообщение «Изменено другим пользователем» и предложить перечитать запись; текст формирует интерфейс по коду message.</w:t>
+      </w:r>
+    </w:p>
+    <w:p>
+      <w:pPr>
+        <w:pStyle w:val="ListBullet"/>
+      </w:pPr>
+      <w:r>
+        <w:t>Вопросы архитектору (в список T01.2): принимается ли ExceptionBody с problems для 409; PATCH или POST для деактивации; правило для сохранения без изменений (предложение: версия, updated_by, updated_at и история не меняются); код или русский текст в message.</w:t>
       </w:r>
     </w:p>
     <w:sectPr>
